--- a/HRCP-KKU-Academic/src/main/resources/templates/docx/doc_8.docx
+++ b/HRCP-KKU-Academic/src/main/resources/templates/docx/doc_8.docx
@@ -183,82 +183,19 @@
           <w:szCs w:val="32"/>
           <w:cs/>
         </w:rPr>
-        <w:t xml:space="preserve">ที่  </w:t>
-      </w:r>
-      <w:r>
-        <w:rPr>
-          <w:rFonts w:ascii="TH Sarabun New" w:eastAsia="Times New Roman" w:hAnsi="TH Sarabun New" w:cs="TH Sarabun New"/>
-          <w:color w:val="000000" w:themeColor="text1"/>
-          <w:sz w:val="32"/>
-          <w:szCs w:val="32"/>
-          <w:cs/>
-          <w:lang w:eastAsia="en-GB"/>
-        </w:rPr>
-        <w:t xml:space="preserve">อว </w:t>
-      </w:r>
-      <w:r>
-        <w:rPr>
-          <w:rFonts w:ascii="TH Sarabun New" w:eastAsia="Times New Roman" w:hAnsi="TH Sarabun New" w:cs="TH Sarabun New"/>
-          <w:color w:val="000000" w:themeColor="text1"/>
-          <w:sz w:val="32"/>
-          <w:szCs w:val="32"/>
-          <w:lang w:eastAsia="en-GB"/>
-        </w:rPr>
-        <w:t>660301</w:t>
-      </w:r>
-      <w:r>
-        <w:rPr>
-          <w:rFonts w:ascii="TH Sarabun New" w:eastAsia="Times New Roman" w:hAnsi="TH Sarabun New" w:cs="TH Sarabun New"/>
-          <w:color w:val="000000" w:themeColor="text1"/>
-          <w:sz w:val="32"/>
-          <w:szCs w:val="32"/>
-          <w:cs/>
-          <w:lang w:eastAsia="en-GB"/>
-        </w:rPr>
-        <w:t>.</w:t>
-      </w:r>
-      <w:r>
-        <w:rPr>
-          <w:rFonts w:ascii="TH Sarabun New" w:eastAsia="Times New Roman" w:hAnsi="TH Sarabun New" w:cs="TH Sarabun New"/>
-          <w:color w:val="000000" w:themeColor="text1"/>
-          <w:sz w:val="32"/>
-          <w:szCs w:val="32"/>
-          <w:lang w:eastAsia="en-GB"/>
-        </w:rPr>
-        <w:t>26</w:t>
-      </w:r>
-      <w:r>
-        <w:rPr>
-          <w:rFonts w:ascii="TH Sarabun New" w:eastAsia="Times New Roman" w:hAnsi="TH Sarabun New" w:cs="TH Sarabun New"/>
-          <w:color w:val="000000" w:themeColor="text1"/>
-          <w:sz w:val="32"/>
-          <w:szCs w:val="32"/>
-          <w:cs/>
-          <w:lang w:eastAsia="en-GB"/>
-        </w:rPr>
-        <w:t>.</w:t>
-      </w:r>
-      <w:r>
-        <w:rPr>
-          <w:rFonts w:ascii="TH Sarabun New" w:eastAsia="Times New Roman" w:hAnsi="TH Sarabun New" w:cs="TH Sarabun New" w:hint="cs"/>
-          <w:color w:val="000000" w:themeColor="text1"/>
-          <w:sz w:val="32"/>
-          <w:szCs w:val="32"/>
-          <w:cs/>
-          <w:lang w:eastAsia="en-GB"/>
-        </w:rPr>
-        <w:t>4</w:t>
-      </w:r>
-      <w:r>
-        <w:rPr>
-          <w:rFonts w:ascii="TH Sarabun New" w:eastAsia="Times New Roman" w:hAnsi="TH Sarabun New" w:cs="TH Sarabun New"/>
-          <w:color w:val="000000" w:themeColor="text1"/>
-          <w:sz w:val="32"/>
-          <w:szCs w:val="32"/>
-          <w:cs/>
-          <w:lang w:eastAsia="en-GB"/>
-        </w:rPr>
-        <w:t>/</w:t>
+        <w:t>ที่</w:t>
+      </w:r>
+      <w:r>
+        <w:rPr>
+          <w:rFonts w:ascii="TH Sarabun New" w:hAnsi="TH Sarabun New" w:cs="TH Sarabun New" w:hint="cs"/>
+          <w:b/>
+          <w:bCs/>
+          <w:color w:val="000000" w:themeColor="text1"/>
+          <w:sz w:val="32"/>
+          <w:szCs w:val="32"/>
+          <w:cs/>
+        </w:rPr>
+        <w:t xml:space="preserve">  </w:t>
       </w:r>
       <w:r>
         <w:rPr>
@@ -499,15 +436,38 @@
           <w:sz w:val="32"/>
           <w:szCs w:val="32"/>
         </w:rPr>
-        <w:t>{{applicant_title}}</w:t>
-      </w:r>
-      <w:r>
+        <w:t>{{applicant_</w:t>
+      </w:r>
+      <w:r>
+        <w:rPr>
+          <w:rFonts w:ascii="TH Sarabun New" w:hAnsi="TH Sarabun New" w:cs="TH Sarabun New"/>
+          <w:sz w:val="32"/>
+          <w:szCs w:val="32"/>
+        </w:rPr>
+        <w:t>title}}</w:t>
+      </w:r>
+      <w:r>
+        <w:rPr>
+          <w:rFonts w:ascii="TH Sarabun New" w:hAnsi="TH Sarabun New" w:cs="TH Sarabun New"/>
+          <w:sz w:val="32"/>
+          <w:szCs w:val="32"/>
+        </w:rPr>
         <w:t>{{</w:t>
       </w:r>
       <w:r>
+        <w:rPr>
+          <w:rFonts w:ascii="TH Sarabun New" w:hAnsi="TH Sarabun New" w:cs="TH Sarabun New"/>
+          <w:sz w:val="32"/>
+          <w:szCs w:val="32"/>
+        </w:rPr>
         <w:t>applicant_name</w:t>
       </w:r>
       <w:r>
+        <w:rPr>
+          <w:rFonts w:ascii="TH Sarabun New" w:hAnsi="TH Sarabun New" w:cs="TH Sarabun New"/>
+          <w:sz w:val="32"/>
+          <w:szCs w:val="32"/>
+        </w:rPr>
         <w:t>}}</w:t>
       </w:r>
     </w:p>
@@ -567,7 +527,25 @@
           <w:sz w:val="32"/>
           <w:szCs w:val="32"/>
         </w:rPr>
-        <w:t xml:space="preserve">}} </w:t>
+        <w:t>}}</w:t>
+      </w:r>
+      <w:r>
+        <w:rPr>
+          <w:rFonts w:ascii="TH Sarabun New" w:eastAsia="Angsana New" w:hAnsi="TH Sarabun New" w:cs="TH Sarabun New"/>
+          <w:color w:val="000000" w:themeColor="text1"/>
+          <w:sz w:val="32"/>
+          <w:szCs w:val="32"/>
+        </w:rPr>
+        <w:t xml:space="preserve"> </w:t>
+      </w:r>
+      <w:r>
+        <w:rPr>
+          <w:rFonts w:ascii="TH Sarabun New" w:eastAsia="Angsana New" w:hAnsi="TH Sarabun New" w:cs="TH Sarabun New"/>
+          <w:color w:val="000000" w:themeColor="text1"/>
+          <w:sz w:val="32"/>
+          <w:szCs w:val="32"/>
+        </w:rPr>
+        <w:t xml:space="preserve"> </w:t>
       </w:r>
       <w:r>
         <w:rPr>
@@ -724,6 +702,16 @@
           <w:shd w:val="clear" w:color="auto" w:fill="FFFFFF"/>
         </w:rPr>
         <w:t xml:space="preserve">_code}} </w:t>
+      </w:r>
+      <w:r>
+        <w:rPr>
+          <w:rFonts w:ascii="TH Sarabun New" w:hAnsi="TH Sarabun New" w:cs="TH Sarabun New"/>
+          <w:color w:val="000000" w:themeColor="text1"/>
+          <w:sz w:val="32"/>
+          <w:szCs w:val="32"/>
+          <w:shd w:val="clear" w:color="auto" w:fill="FFFFFF"/>
+        </w:rPr>
+        <w:t xml:space="preserve"> </w:t>
       </w:r>
       <w:r>
         <w:rPr>
@@ -1832,7 +1820,7 @@
     <w:lsdException w:name="Unresolved Mention" w:semiHidden="1" w:unhideWhenUsed="1"/>
     <w:lsdException w:name="Smart Link" w:semiHidden="1" w:unhideWhenUsed="1"/>
   </w:latentStyles>
-  <w:style w:type="paragraph" w:default="1" w:styleId="a">
+  <w:style w:type="paragraph" w:default="1" w:styleId="Normal">
     <w:name w:val="Normal"/>
     <w:qFormat/>
     <w:rsid w:val="00EF7D69"/>
@@ -1846,11 +1834,11 @@
       <w:lang w:val="en-US" w:eastAsia="zh-CN"/>
     </w:rPr>
   </w:style>
-  <w:style w:type="paragraph" w:styleId="3">
+  <w:style w:type="paragraph" w:styleId="Heading3">
     <w:name w:val="heading 3"/>
-    <w:basedOn w:val="a"/>
-    <w:next w:val="a"/>
-    <w:link w:val="30"/>
+    <w:basedOn w:val="Normal"/>
+    <w:next w:val="Normal"/>
+    <w:link w:val="Heading3Char"/>
     <w:qFormat/>
     <w:rsid w:val="00EF7D69"/>
     <w:pPr>
@@ -1868,13 +1856,13 @@
       <w:szCs w:val="32"/>
     </w:rPr>
   </w:style>
-  <w:style w:type="character" w:default="1" w:styleId="a0">
+  <w:style w:type="character" w:default="1" w:styleId="DefaultParagraphFont">
     <w:name w:val="Default Paragraph Font"/>
     <w:uiPriority w:val="1"/>
     <w:semiHidden/>
     <w:unhideWhenUsed/>
   </w:style>
-  <w:style w:type="table" w:default="1" w:styleId="a1">
+  <w:style w:type="table" w:default="1" w:styleId="TableNormal">
     <w:name w:val="Normal Table"/>
     <w:uiPriority w:val="99"/>
     <w:semiHidden/>
@@ -1889,25 +1877,25 @@
       </w:tblCellMar>
     </w:tblPr>
   </w:style>
-  <w:style w:type="numbering" w:default="1" w:styleId="a2">
+  <w:style w:type="numbering" w:default="1" w:styleId="NoList">
     <w:name w:val="No List"/>
     <w:uiPriority w:val="99"/>
     <w:semiHidden/>
     <w:unhideWhenUsed/>
   </w:style>
-  <w:style w:type="character" w:customStyle="1" w:styleId="30">
-    <w:name w:val="หัวเรื่อง 3 อักขระ"/>
-    <w:basedOn w:val="a0"/>
-    <w:link w:val="3"/>
+  <w:style w:type="character" w:customStyle="1" w:styleId="Heading3Char">
+    <w:name w:val="Heading 3 Char"/>
+    <w:basedOn w:val="DefaultParagraphFont"/>
+    <w:link w:val="Heading3"/>
     <w:rsid w:val="00EF7D69"/>
     <w:rPr>
       <w:rFonts w:ascii="Angsana New" w:eastAsia="Cordia New" w:hAnsi="Angsana New" w:cs="Angsana New"/>
       <w:lang w:val="en-US" w:eastAsia="zh-CN"/>
     </w:rPr>
   </w:style>
-  <w:style w:type="table" w:styleId="a3">
+  <w:style w:type="table" w:styleId="TableGrid">
     <w:name w:val="Table Grid"/>
-    <w:basedOn w:val="a1"/>
+    <w:basedOn w:val="TableNormal"/>
     <w:uiPriority w:val="39"/>
     <w:rsid w:val="003A6B9C"/>
     <w:pPr>

--- a/HRCP-KKU-Academic/src/main/resources/templates/docx/doc_8.docx
+++ b/HRCP-KKU-Academic/src/main/resources/templates/docx/doc_8.docx
@@ -847,6 +847,7 @@
     </w:p>
     <w:p>
       <w:pPr>
+        <w:jc w:val="thaiDistribute"/>
         <w:rPr>
           <w:rFonts w:ascii="TH Sarabun New" w:hAnsi="TH Sarabun New" w:cs="TH Sarabun New"/>
           <w:color w:val="000000" w:themeColor="text1"/>
